--- a/Basic-Python-Programs/day5.docx
+++ b/Basic-Python-Programs/day5.docx
@@ -413,137 +413,6 @@
         <w:t xml:space="preserve">Two Sum </w:t>
       </w:r>
     </w:p>
-    <w:p>
-      <w:pPr>
-        <w:pStyle w:val="ListParagraph"/>
-        <w:numPr>
-          <w:ilvl w:val="1"/>
-          <w:numId w:val="8"/>
-        </w:numPr>
-      </w:pPr>
-      <w:r>
-        <w:t xml:space="preserve">Remove Duplicates from Sorted Array </w:t>
-      </w:r>
-    </w:p>
-    <w:p>
-      <w:pPr>
-        <w:pStyle w:val="ListParagraph"/>
-        <w:numPr>
-          <w:ilvl w:val="1"/>
-          <w:numId w:val="8"/>
-        </w:numPr>
-      </w:pPr>
-      <w:r>
-        <w:t xml:space="preserve">Remove Element </w:t>
-      </w:r>
-    </w:p>
-    <w:p>
-      <w:pPr>
-        <w:pStyle w:val="ListParagraph"/>
-        <w:numPr>
-          <w:ilvl w:val="1"/>
-          <w:numId w:val="8"/>
-        </w:numPr>
-      </w:pPr>
-      <w:r>
-        <w:t xml:space="preserve">Contains Duplicate </w:t>
-      </w:r>
-    </w:p>
-    <w:p>
-      <w:pPr>
-        <w:pStyle w:val="ListParagraph"/>
-        <w:numPr>
-          <w:ilvl w:val="1"/>
-          <w:numId w:val="8"/>
-        </w:numPr>
-      </w:pPr>
-      <w:r>
-        <w:t xml:space="preserve">Best Time to Buy and Sell Stock </w:t>
-      </w:r>
-    </w:p>
-    <w:p>
-      <w:pPr>
-        <w:pStyle w:val="ListParagraph"/>
-        <w:numPr>
-          <w:ilvl w:val="1"/>
-          <w:numId w:val="8"/>
-        </w:numPr>
-      </w:pPr>
-      <w:r>
-        <w:t xml:space="preserve">Single Number </w:t>
-      </w:r>
-    </w:p>
-    <w:p>
-      <w:pPr>
-        <w:pStyle w:val="ListParagraph"/>
-        <w:numPr>
-          <w:ilvl w:val="1"/>
-          <w:numId w:val="8"/>
-        </w:numPr>
-      </w:pPr>
-      <w:r>
-        <w:t xml:space="preserve">Majority Element </w:t>
-      </w:r>
-    </w:p>
-    <w:p>
-      <w:pPr>
-        <w:pStyle w:val="ListParagraph"/>
-        <w:numPr>
-          <w:ilvl w:val="1"/>
-          <w:numId w:val="8"/>
-        </w:numPr>
-      </w:pPr>
-      <w:r>
-        <w:t xml:space="preserve">Move Zeroes </w:t>
-      </w:r>
-    </w:p>
-    <w:p>
-      <w:pPr>
-        <w:pStyle w:val="ListParagraph"/>
-        <w:numPr>
-          <w:ilvl w:val="1"/>
-          <w:numId w:val="8"/>
-        </w:numPr>
-      </w:pPr>
-      <w:r>
-        <w:t xml:space="preserve">Lemonade Change </w:t>
-      </w:r>
-    </w:p>
-    <w:p>
-      <w:pPr>
-        <w:pStyle w:val="ListParagraph"/>
-        <w:numPr>
-          <w:ilvl w:val="0"/>
-          <w:numId w:val="6"/>
-        </w:numPr>
-      </w:pPr>
-      <w:r>
-        <w:t>Assign Cookie</w:t>
-      </w:r>
-      <w:r>
-        <w:t>s</w:t>
-      </w:r>
-      <w:r>
-        <w:br/>
-        <w:t xml:space="preserve">11. </w:t>
-      </w:r>
-      <w:r>
-        <w:t xml:space="preserve">Remove Duplicate Words </w:t>
-      </w:r>
-    </w:p>
-    <w:p>
-      <w:pPr>
-        <w:pStyle w:val="ListParagraph"/>
-        <w:numPr>
-          <w:ilvl w:val="0"/>
-          <w:numId w:val="6"/>
-        </w:numPr>
-      </w:pPr>
-      <w:r>
-        <w:t>Reverse Words in a Sentence</w:t>
-      </w:r>
-    </w:p>
-    <w:p/>
     <w:sectPr>
       <w:pgSz w:w="11906" w:h="16838"/>
       <w:pgMar w:top="1440" w:right="1440" w:bottom="1440" w:left="1440" w:header="708" w:footer="708" w:gutter="0"/>
